--- a/BÁO CÁO ĐỒ ÁN CHUYÊN NGÀNH - CHƯƠNG 3 - NHÓM 21.docx
+++ b/BÁO CÁO ĐỒ ÁN CHUYÊN NGÀNH - CHƯƠNG 3 - NHÓM 21.docx
@@ -501,6 +501,63 @@
     <w:p>
       <w:pPr>
         <w:keepNext/>
+        <w:spacing w:before="160" w:after="40"/>
+        <w:jc w:val="center"/>
+      </w:pPr>
+      <w:r>
+        <w:drawing>
+          <wp:inline xmlns:a="http://schemas.openxmlformats.org/drawingml/2006/main" xmlns:pic="http://schemas.openxmlformats.org/drawingml/2006/picture">
+            <wp:extent cx="5120640" cy="3054201"/>
+            <wp:docPr id="1" name="Picture 1"/>
+            <wp:cNvGraphicFramePr>
+              <a:graphicFrameLocks noChangeAspect="1"/>
+            </wp:cNvGraphicFramePr>
+            <a:graphic>
+              <a:graphicData uri="http://schemas.openxmlformats.org/drawingml/2006/picture">
+                <pic:pic>
+                  <pic:nvPicPr>
+                    <pic:cNvPr id="0" name="hinh_3_1_kien_truc_3_tang.png"/>
+                    <pic:cNvPicPr/>
+                  </pic:nvPicPr>
+                  <pic:blipFill>
+                    <a:blip r:embed="rId9"/>
+                    <a:stretch>
+                      <a:fillRect/>
+                    </a:stretch>
+                  </pic:blipFill>
+                  <pic:spPr>
+                    <a:xfrm>
+                      <a:off x="0" y="0"/>
+                      <a:ext cx="5120640" cy="3054201"/>
+                    </a:xfrm>
+                    <a:prstGeom prst="rect"/>
+                  </pic:spPr>
+                </pic:pic>
+              </a:graphicData>
+            </a:graphic>
+          </wp:inline>
+        </w:drawing>
+      </w:r>
+    </w:p>
+    <w:p>
+      <w:pPr>
+        <w:spacing w:after="160"/>
+        <w:jc w:val="center"/>
+      </w:pPr>
+      <w:r>
+        <w:rPr>
+          <w:rFonts w:ascii="Times New Roman" w:hAnsi="Times New Roman"/>
+          <w:b/>
+          <w:i/>
+          <w:color w:val="1F2937"/>
+          <w:sz w:val="22"/>
+        </w:rPr>
+        <w:t>Hình 3.1: Kiến trúc phân tầng 3 tầng (3-Tier Architecture) của hệ thống</w:t>
+      </w:r>
+    </w:p>
+    <w:p>
+      <w:pPr>
+        <w:keepNext/>
         <w:spacing w:before="120" w:after="40"/>
       </w:pPr>
       <w:r>
@@ -569,6 +626,63 @@
           <w:sz w:val="24"/>
         </w:rPr>
         <w:t>Tại Máy trạm Electron/React, vòng lặp sự kiện đơn luồng phi chặn (Non-blocking Event Loop) của Node.js kết hợp cơ chế lập trình bất đồng bộ (`Promise`, `async/await`) bảo đảm giao diện đồ họa luôn mượt mà ở mức 60 FPS trong khi các luồng socket vẫn nhận dữ liệu liên tục.</w:t>
+      </w:r>
+    </w:p>
+    <w:p>
+      <w:pPr>
+        <w:keepNext/>
+        <w:spacing w:before="160" w:after="40"/>
+        <w:jc w:val="center"/>
+      </w:pPr>
+      <w:r>
+        <w:drawing>
+          <wp:inline xmlns:a="http://schemas.openxmlformats.org/drawingml/2006/main" xmlns:pic="http://schemas.openxmlformats.org/drawingml/2006/picture">
+            <wp:extent cx="5120640" cy="2486606"/>
+            <wp:docPr id="2" name="Picture 2"/>
+            <wp:cNvGraphicFramePr>
+              <a:graphicFrameLocks noChangeAspect="1"/>
+            </wp:cNvGraphicFramePr>
+            <a:graphic>
+              <a:graphicData uri="http://schemas.openxmlformats.org/drawingml/2006/picture">
+                <pic:pic>
+                  <pic:nvPicPr>
+                    <pic:cNvPr id="0" name="hinh_3_2_mo_hinh_da_luong_socket.png"/>
+                    <pic:cNvPicPr/>
+                  </pic:nvPicPr>
+                  <pic:blipFill>
+                    <a:blip r:embed="rId10"/>
+                    <a:stretch>
+                      <a:fillRect/>
+                    </a:stretch>
+                  </pic:blipFill>
+                  <pic:spPr>
+                    <a:xfrm>
+                      <a:off x="0" y="0"/>
+                      <a:ext cx="5120640" cy="2486606"/>
+                    </a:xfrm>
+                    <a:prstGeom prst="rect"/>
+                  </pic:spPr>
+                </pic:pic>
+              </a:graphicData>
+            </a:graphic>
+          </wp:inline>
+        </w:drawing>
+      </w:r>
+    </w:p>
+    <w:p>
+      <w:pPr>
+        <w:spacing w:after="160"/>
+        <w:jc w:val="center"/>
+      </w:pPr>
+      <w:r>
+        <w:rPr>
+          <w:rFonts w:ascii="Times New Roman" w:hAnsi="Times New Roman"/>
+          <w:b/>
+          <w:i/>
+          <w:color w:val="1F2937"/>
+          <w:sz w:val="22"/>
+        </w:rPr>
+        <w:t>Hình 3.2: Mô hình đa luồng xử lý đồng thời trên máy chủ Socket Python</w:t>
       </w:r>
     </w:p>
     <w:p>
@@ -668,6 +782,63 @@
           <w:sz w:val="24"/>
         </w:rPr>
         <w:t>Là một kết nối TCP vật lý thứ hai hoàn toàn độc lập, chỉ phục vụ duy nhất việc truyền dữ liệu micro PCM, khung hình webcam và báo hiệu cuộc gọi với độ trễ tối thiểu (Zero-Latency).</w:t>
+      </w:r>
+    </w:p>
+    <w:p>
+      <w:pPr>
+        <w:keepNext/>
+        <w:spacing w:before="160" w:after="40"/>
+        <w:jc w:val="center"/>
+      </w:pPr>
+      <w:r>
+        <w:drawing>
+          <wp:inline xmlns:a="http://schemas.openxmlformats.org/drawingml/2006/main" xmlns:pic="http://schemas.openxmlformats.org/drawingml/2006/picture">
+            <wp:extent cx="5120640" cy="2393236"/>
+            <wp:docPr id="3" name="Picture 3"/>
+            <wp:cNvGraphicFramePr>
+              <a:graphicFrameLocks noChangeAspect="1"/>
+            </wp:cNvGraphicFramePr>
+            <a:graphic>
+              <a:graphicData uri="http://schemas.openxmlformats.org/drawingml/2006/picture">
+                <pic:pic>
+                  <pic:nvPicPr>
+                    <pic:cNvPr id="0" name="hinh_3_3_luong_truyen_thong_media.png"/>
+                    <pic:cNvPicPr/>
+                  </pic:nvPicPr>
+                  <pic:blipFill>
+                    <a:blip r:embed="rId11"/>
+                    <a:stretch>
+                      <a:fillRect/>
+                    </a:stretch>
+                  </pic:blipFill>
+                  <pic:spPr>
+                    <a:xfrm>
+                      <a:off x="0" y="0"/>
+                      <a:ext cx="5120640" cy="2393236"/>
+                    </a:xfrm>
+                    <a:prstGeom prst="rect"/>
+                  </pic:spPr>
+                </pic:pic>
+              </a:graphicData>
+            </a:graphic>
+          </wp:inline>
+        </w:drawing>
+      </w:r>
+    </w:p>
+    <w:p>
+      <w:pPr>
+        <w:spacing w:after="160"/>
+        <w:jc w:val="center"/>
+      </w:pPr>
+      <w:r>
+        <w:rPr>
+          <w:rFonts w:ascii="Times New Roman" w:hAnsi="Times New Roman"/>
+          <w:b/>
+          <w:i/>
+          <w:color w:val="1F2937"/>
+          <w:sz w:val="22"/>
+        </w:rPr>
+        <w:t>Hình 3.3: Sơ đồ luồng truyền phát dữ liệu Media thời gian thực qua Kênh 2 độc lập</w:t>
       </w:r>
     </w:p>
     <w:p>
@@ -952,6 +1123,63 @@
     <w:p>
       <w:pPr>
         <w:keepNext/>
+        <w:spacing w:before="160" w:after="40"/>
+        <w:jc w:val="center"/>
+      </w:pPr>
+      <w:r>
+        <w:drawing>
+          <wp:inline xmlns:a="http://schemas.openxmlformats.org/drawingml/2006/main" xmlns:pic="http://schemas.openxmlformats.org/drawingml/2006/picture">
+            <wp:extent cx="5120640" cy="2391508"/>
+            <wp:docPr id="4" name="Picture 4"/>
+            <wp:cNvGraphicFramePr>
+              <a:graphicFrameLocks noChangeAspect="1"/>
+            </wp:cNvGraphicFramePr>
+            <a:graphic>
+              <a:graphicData uri="http://schemas.openxmlformats.org/drawingml/2006/picture">
+                <pic:pic>
+                  <pic:nvPicPr>
+                    <pic:cNvPr id="0" name="hinh_3_4_sqlite_wal_mode.png"/>
+                    <pic:cNvPicPr/>
+                  </pic:nvPicPr>
+                  <pic:blipFill>
+                    <a:blip r:embed="rId12"/>
+                    <a:stretch>
+                      <a:fillRect/>
+                    </a:stretch>
+                  </pic:blipFill>
+                  <pic:spPr>
+                    <a:xfrm>
+                      <a:off x="0" y="0"/>
+                      <a:ext cx="5120640" cy="2391508"/>
+                    </a:xfrm>
+                    <a:prstGeom prst="rect"/>
+                  </pic:spPr>
+                </pic:pic>
+              </a:graphicData>
+            </a:graphic>
+          </wp:inline>
+        </w:drawing>
+      </w:r>
+    </w:p>
+    <w:p>
+      <w:pPr>
+        <w:spacing w:after="160"/>
+        <w:jc w:val="center"/>
+      </w:pPr>
+      <w:r>
+        <w:rPr>
+          <w:rFonts w:ascii="Times New Roman" w:hAnsi="Times New Roman"/>
+          <w:b/>
+          <w:i/>
+          <w:color w:val="1F2937"/>
+          <w:sz w:val="22"/>
+        </w:rPr>
+        <w:t>Hình 3.4: Cơ chế hoạt động song song của SQLite ở chế độ Write-Ahead Logging (WAL)</w:t>
+      </w:r>
+    </w:p>
+    <w:p>
+      <w:pPr>
+        <w:keepNext/>
         <w:spacing w:before="120" w:after="40"/>
       </w:pPr>
       <w:r>
@@ -1149,7 +1377,7 @@
           <w:rFonts w:ascii="Times New Roman" w:hAnsi="Times New Roman"/>
           <w:sz w:val="24"/>
         </w:rPr>
-        <w:t>HASH = SHA256('cnpm_nhom5_chat_salt_' + Password)</w:t>
+        <w:t>HASH = SHA256('cnpm_nhom21_chat_salt_' + Password)</w:t>
       </w:r>
     </w:p>
     <w:p>
